--- a/docs/handbuch/ADW-CONTROL-FLOW-HANDOUT.de.docx
+++ b/docs/handbuch/ADW-CONTROL-FLOW-HANDOUT.de.docx
@@ -1207,20 +1207,29 @@
             <w:r>
               <w:drawing>
                 <wp:inline>
-                  <wp:extent cx="5753100" cy="7421498"/>
+                  <wp:extent cx="5753100" cy="3835400"/>
                   <wp:effectExtent b="0" l="0" r="0" t="0"/>
-                  <wp:docPr descr="Flussdiagramm der sieben ADW-Phasen mit Schleifen und Rücksprüngen" title="" id="27" name="Picture"/>
+                  <wp:docPr descr="" title="" id="27" name="Picture"/>
                   <a:graphic>
                     <a:graphicData uri="http://schemas.openxmlformats.org/drawingml/2006/picture">
                       <pic:pic>
                         <pic:nvPicPr>
-                          <pic:cNvPr descr="diagramm-1.png" id="28" name="Picture"/>
+                          <pic:cNvPr descr="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" id="28" name="Picture"/>
                           <pic:cNvPicPr>
                             <a:picLocks noChangeArrowheads="1" noChangeAspect="1"/>
                           </pic:cNvPicPr>
                         </pic:nvPicPr>
                         <pic:blipFill>
-                          <a:blip r:embed="rId26"/>
+                          <a:blip>
+                            <a:extLst>
+                              <a:ext uri="{28A0092B-C50C-407E-A947-70E740481C1C}">
+                                <a14:useLocalDpi xmlns:a14="http://schemas.microsoft.com/office/drawing/2010/main" val="0"/>
+                              </a:ext>
+                              <a:ext uri="{96DAC541-7B7A-43D3-8B79-37D633B846F1}">
+                                <asvg:svgBlip xmlns:asvg="http://schemas.microsoft.com/office/drawing/2016/SVG/main" r:embed="rId26"/>
+                              </a:ext>
+                            </a:extLst>
+                          </a:blip>
                           <a:stretch>
                             <a:fillRect/>
                           </a:stretch>
@@ -1228,7 +1237,7 @@
                         <pic:spPr bwMode="auto">
                           <a:xfrm>
                             <a:off x="0" y="0"/>
-                            <a:ext cx="5753100" cy="7421498"/>
+                            <a:ext cx="5753100" cy="3835400"/>
                           </a:xfrm>
                           <a:prstGeom prst="rect">
                             <a:avLst/>
@@ -1331,7 +1340,33 @@
         <w:t xml:space="preserve">Session-Resume</w:t>
       </w:r>
       <w:r>
-        <w:t xml:space="preserve">) — er muss sich nicht jedes Mal neu einarbeiten.</w:t>
+        <w:t xml:space="preserve">) — er muss sich nicht jedes Mal neu einarbeiten. Damit die Schleife garantiert konvergiert, gilt überall dieselbe</w:t>
+      </w:r>
+      <w:r>
+        <w:t xml:space="preserve"> </w:t>
+      </w:r>
+      <w:r>
+        <w:rPr>
+          <w:b/>
+          <w:bCs/>
+        </w:rPr>
+        <w:t xml:space="preserve">Review-Loop-Policy</w:t>
+      </w:r>
+      <w:r>
+        <w:t xml:space="preserve">: höchstens</w:t>
+      </w:r>
+      <w:r>
+        <w:t xml:space="preserve"> </w:t>
+      </w:r>
+      <w:r>
+        <w:rPr>
+          <w:b/>
+          <w:bCs/>
+        </w:rPr>
+        <w:t xml:space="preserve">5 Runden</w:t>
+      </w:r>
+      <w:r>
+        <w:t xml:space="preserve">, und die Messlatte sinkt pro Runde — Runde 1 behandelt alle Findings, Runde 2 nur noch kritische und mittlere (P1+P2), ab Runde 3 nur noch kritische (P1); kleinere Punkte werden als bekannte Einschränkungen dokumentiert. Außerdem bekommt der Prüfer ab Runde 2 die Findings der Vorrunden samt Begründung mit („behoben" bzw. „bewusst nicht übernommen, weil …"), damit er nicht dieselben Punkte immer wieder anmerkt.</w:t>
       </w:r>
     </w:p>
     <w:tbl>
@@ -1355,20 +1390,29 @@
             <w:r>
               <w:drawing>
                 <wp:inline>
-                  <wp:extent cx="5753100" cy="2129193"/>
+                  <wp:extent cx="5753100" cy="3835400"/>
                   <wp:effectExtent b="0" l="0" r="0" t="0"/>
-                  <wp:docPr descr="Diagramm der Prüf-Schleife: Agent erstellt, Codex prüft, Findings gehen zurück bis ok" title="" id="31" name="Picture"/>
+                  <wp:docPr descr="" title="" id="31" name="Picture"/>
                   <a:graphic>
                     <a:graphicData uri="http://schemas.openxmlformats.org/drawingml/2006/picture">
                       <pic:pic>
                         <pic:nvPicPr>
-                          <pic:cNvPr descr="diagramm-2.png" id="32" name="Picture"/>
+                          <pic:cNvPr descr="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" id="32" name="Picture"/>
                           <pic:cNvPicPr>
                             <a:picLocks noChangeArrowheads="1" noChangeAspect="1"/>
                           </pic:cNvPicPr>
                         </pic:nvPicPr>
                         <pic:blipFill>
-                          <a:blip r:embed="rId30"/>
+                          <a:blip>
+                            <a:extLst>
+                              <a:ext uri="{28A0092B-C50C-407E-A947-70E740481C1C}">
+                                <a14:useLocalDpi xmlns:a14="http://schemas.microsoft.com/office/drawing/2010/main" val="0"/>
+                              </a:ext>
+                              <a:ext uri="{96DAC541-7B7A-43D3-8B79-37D633B846F1}">
+                                <asvg:svgBlip xmlns:asvg="http://schemas.microsoft.com/office/drawing/2016/SVG/main" r:embed="rId30"/>
+                              </a:ext>
+                            </a:extLst>
+                          </a:blip>
                           <a:stretch>
                             <a:fillRect/>
                           </a:stretch>
@@ -1376,7 +1420,7 @@
                         <pic:spPr bwMode="auto">
                           <a:xfrm>
                             <a:off x="0" y="0"/>
-                            <a:ext cx="5753100" cy="2129193"/>
+                            <a:ext cx="5753100" cy="3835400"/>
                           </a:xfrm>
                           <a:prstGeom prst="rect">
                             <a:avLst/>
@@ -1403,7 +1447,7 @@
         <w:pStyle w:val="ImageCaption"/>
       </w:pPr>
       <w:r>
-        <w:t xml:space="preserve">Abb. 2 — Das Grundmuster „Erstellen → Prüfen → Nachbessern", das in den Phasen 1, 2 und 5 identisch arbeitet.</w:t>
+        <w:t xml:space="preserve">Abb. 2 — Das Grundmuster „Erstellen → Prüfen → Nachbessern", das in den Phasen 1, 2 und 5 identisch arbeitet — maximal 5 Runden, mit pro Runde sinkender Severity-Schwelle und Findings-Gedächtnis ab Runde 2.</w:t>
       </w:r>
     </w:p>
     <w:bookmarkEnd w:id="33"/>
@@ -1623,7 +1667,20 @@
         <w:t xml:space="preserve"> </w:t>
       </w:r>
       <w:r>
-        <w:t xml:space="preserve">sagt (Prüf-Schleife, siehe Abb. 2).</w:t>
+        <w:t xml:space="preserve">sagt — höchstens</w:t>
+      </w:r>
+      <w:r>
+        <w:t xml:space="preserve"> </w:t>
+      </w:r>
+      <w:r>
+        <w:rPr>
+          <w:b/>
+          <w:bCs/>
+        </w:rPr>
+        <w:t xml:space="preserve">5 Runden</w:t>
+      </w:r>
+      <w:r>
+        <w:t xml:space="preserve">, mit pro Runde sinkender Messlatte (Prüf-Schleife, siehe Abb. 2).</w:t>
       </w:r>
     </w:p>
     <w:p>
@@ -1890,7 +1947,7 @@
         <w:t xml:space="preserve">gemeinsam</w:t>
       </w:r>
       <w:r>
-        <w:t xml:space="preserve">, wieder in der Schleife bis „ok".</w:t>
+        <w:t xml:space="preserve">, wieder in der Schleife bis „ok" (gleiche 5-Runden-Regel).</w:t>
       </w:r>
     </w:p>
     <w:p>
@@ -2382,20 +2439,29 @@
             <w:r>
               <w:drawing>
                 <wp:inline>
-                  <wp:extent cx="5753100" cy="2339800"/>
+                  <wp:extent cx="5753100" cy="3835400"/>
                   <wp:effectExtent b="0" l="0" r="0" t="0"/>
-                  <wp:docPr descr="Diagramm des Lane-Loops: Build-Agent schreibt Code, Gates prüfen, bei Rot zurück an dieselbe Session, maximal zehnmal" title="" id="39" name="Picture"/>
+                  <wp:docPr descr="" title="" id="39" name="Picture"/>
                   <a:graphic>
                     <a:graphicData uri="http://schemas.openxmlformats.org/drawingml/2006/picture">
                       <pic:pic>
                         <pic:nvPicPr>
-                          <pic:cNvPr descr="diagramm-3.png" id="40" name="Picture"/>
+                          <pic:cNvPr descr="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" id="40" name="Picture"/>
                           <pic:cNvPicPr>
                             <a:picLocks noChangeArrowheads="1" noChangeAspect="1"/>
                           </pic:cNvPicPr>
                         </pic:nvPicPr>
                         <pic:blipFill>
-                          <a:blip r:embed="rId38"/>
+                          <a:blip>
+                            <a:extLst>
+                              <a:ext uri="{28A0092B-C50C-407E-A947-70E740481C1C}">
+                                <a14:useLocalDpi xmlns:a14="http://schemas.microsoft.com/office/drawing/2010/main" val="0"/>
+                              </a:ext>
+                              <a:ext uri="{96DAC541-7B7A-43D3-8B79-37D633B846F1}">
+                                <asvg:svgBlip xmlns:asvg="http://schemas.microsoft.com/office/drawing/2016/SVG/main" r:embed="rId38"/>
+                              </a:ext>
+                            </a:extLst>
+                          </a:blip>
                           <a:stretch>
                             <a:fillRect/>
                           </a:stretch>
@@ -2403,7 +2469,7 @@
                         <pic:spPr bwMode="auto">
                           <a:xfrm>
                             <a:off x="0" y="0"/>
-                            <a:ext cx="5753100" cy="2339800"/>
+                            <a:ext cx="5753100" cy="3835400"/>
                           </a:xfrm>
                           <a:prstGeom prst="rect">
                             <a:avLst/>
@@ -2927,7 +2993,48 @@
         <w:t xml:space="preserve">bis „ok"</w:t>
       </w:r>
       <w:r>
-        <w:t xml:space="preserve">.</w:t>
+        <w:t xml:space="preserve">, höchstens</w:t>
+      </w:r>
+      <w:r>
+        <w:t xml:space="preserve"> </w:t>
+      </w:r>
+      <w:r>
+        <w:rPr>
+          <w:b/>
+          <w:bCs/>
+        </w:rPr>
+        <w:t xml:space="preserve">5 Runden</w:t>
+      </w:r>
+      <w:r>
+        <w:t xml:space="preserve">. Dabei sinkt die Messlatte pro Runde: Runde 1 behebt alle Mängel, Runde 2 nur noch kritische und mittlere (P1+P2), ab Runde 3 nur noch kritische (P1) — kleinere Punkte werden als bekannte Einschränkungen festgehalten statt endlos nachpoliert.</w:t>
+      </w:r>
+    </w:p>
+    <w:p>
+      <w:pPr>
+        <w:pStyle w:val="Compact"/>
+        <w:numPr>
+          <w:ilvl w:val="0"/>
+          <w:numId w:val="1008"/>
+        </w:numPr>
+      </w:pPr>
+      <w:r>
+        <w:t xml:space="preserve">Damit der Prüfer nicht immer wieder dasselbe anmerkt, bekommt er ab Runde 2 die</w:t>
+      </w:r>
+      <w:r>
+        <w:t xml:space="preserve"> </w:t>
+      </w:r>
+      <w:r>
+        <w:rPr>
+          <w:b/>
+          <w:bCs/>
+        </w:rPr>
+        <w:t xml:space="preserve">Mängelliste der Vorrunden samt Begründung</w:t>
+      </w:r>
+      <w:r>
+        <w:t xml:space="preserve"> </w:t>
+      </w:r>
+      <w:r>
+        <w:t xml:space="preserve">mit („behoben" bzw. „bewusst nicht übernommen, weil …").</w:t>
       </w:r>
     </w:p>
     <w:p>
@@ -3166,20 +3273,29 @@
             <w:r>
               <w:drawing>
                 <wp:inline>
-                  <wp:extent cx="5753100" cy="2270772"/>
+                  <wp:extent cx="5753100" cy="3835400"/>
                   <wp:effectExtent b="0" l="0" r="0" t="0"/>
-                  <wp:docPr descr="Diagramm der Triage in Phase 6: scope_gap wird Follow-up-Issue, implementation und trivial gehen in den Fix-Zyklus" title="" id="48" name="Picture"/>
+                  <wp:docPr descr="" title="" id="48" name="Picture"/>
                   <a:graphic>
                     <a:graphicData uri="http://schemas.openxmlformats.org/drawingml/2006/picture">
                       <pic:pic>
                         <pic:nvPicPr>
-                          <pic:cNvPr descr="diagramm-4.png" id="49" name="Picture"/>
+                          <pic:cNvPr descr="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" id="49" name="Picture"/>
                           <pic:cNvPicPr>
                             <a:picLocks noChangeArrowheads="1" noChangeAspect="1"/>
                           </pic:cNvPicPr>
                         </pic:nvPicPr>
                         <pic:blipFill>
-                          <a:blip r:embed="rId47"/>
+                          <a:blip>
+                            <a:extLst>
+                              <a:ext uri="{28A0092B-C50C-407E-A947-70E740481C1C}">
+                                <a14:useLocalDpi xmlns:a14="http://schemas.microsoft.com/office/drawing/2010/main" val="0"/>
+                              </a:ext>
+                              <a:ext uri="{96DAC541-7B7A-43D3-8B79-37D633B846F1}">
+                                <asvg:svgBlip xmlns:asvg="http://schemas.microsoft.com/office/drawing/2016/SVG/main" r:embed="rId47"/>
+                              </a:ext>
+                            </a:extLst>
+                          </a:blip>
                           <a:stretch>
                             <a:fillRect/>
                           </a:stretch>
@@ -3187,7 +3303,7 @@
                         <pic:spPr bwMode="auto">
                           <a:xfrm>
                             <a:off x="0" y="0"/>
-                            <a:ext cx="5753100" cy="2270772"/>
+                            <a:ext cx="5753100" cy="3835400"/>
                           </a:xfrm>
                           <a:prstGeom prst="rect">
                             <a:avLst/>
@@ -3699,7 +3815,7 @@
               <w:jc w:val="left"/>
             </w:pPr>
             <w:r>
-              <w:t xml:space="preserve">Phase 3: max. 10 Fix-Iterationen · Phase 4: max. 10 Runden · Phase 6: max. 3 Zyklen · Phase 7: max. 45 min Warten</w:t>
+              <w:t xml:space="preserve">Phase 3: max. 10 Fix-Iterationen · Phase 4: max. 10 Runden · Phase 5: max. 5 Review-Runden · Phase 6: max. 3 Zyklen · Phase 7: max. 45 min Warten</w:t>
             </w:r>
           </w:p>
         </w:tc>

--- a/docs/handbuch/ADW-CONTROL-FLOW-HANDOUT.de.docx
+++ b/docs/handbuch/ADW-CONTROL-FLOW-HANDOUT.de.docx
@@ -876,7 +876,7 @@
               <w:jc w:val="left"/>
             </w:pPr>
             <w:r>
-              <w:t xml:space="preserve">Architekt — schreibt den Bauplan</w:t>
+              <w:t xml:space="preserve">Zwei Architekten — zeichnen den Bauplan unabhängig voneinander</w:t>
             </w:r>
           </w:p>
         </w:tc>
@@ -888,7 +888,45 @@
               <w:jc w:val="left"/>
             </w:pPr>
             <w:r>
-              <w:t xml:space="preserve">Spec-Agent &amp; Plan-Agent</w:t>
+              <w:t xml:space="preserve">Spec-/Plan-Agent &amp; Codex als zweiter Autor</w:t>
+            </w:r>
+          </w:p>
+        </w:tc>
+        <w:tc>
+          <w:tcPr/>
+          <w:p>
+            <w:pPr>
+              <w:pStyle w:val="Compact"/>
+              <w:jc w:val="left"/>
+            </w:pPr>
+            <w:r>
+              <w:t xml:space="preserve">KI (Opus 4.8 / Codex)</w:t>
+            </w:r>
+          </w:p>
+        </w:tc>
+      </w:tr>
+      <w:tr>
+        <w:tc>
+          <w:tcPr/>
+          <w:p>
+            <w:pPr>
+              <w:pStyle w:val="Compact"/>
+              <w:jc w:val="left"/>
+            </w:pPr>
+            <w:r>
+              <w:t xml:space="preserve">Chefarchitekt — macht aus beiden Entwürfen einen Bauplan</w:t>
+            </w:r>
+          </w:p>
+        </w:tc>
+        <w:tc>
+          <w:tcPr/>
+          <w:p>
+            <w:pPr>
+              <w:pStyle w:val="Compact"/>
+              <w:jc w:val="left"/>
+            </w:pPr>
+            <w:r>
+              <w:t xml:space="preserve">Spec-/Plan-Synthese</w:t>
             </w:r>
           </w:p>
         </w:tc>
@@ -1510,6 +1548,16 @@
         </w:numPr>
       </w:pPr>
       <w:r>
+        <w:rPr>
+          <w:b/>
+          <w:bCs/>
+        </w:rPr>
+        <w:t xml:space="preserve">Zwei Entwürfe gleichzeitig:</w:t>
+      </w:r>
+      <w:r>
+        <w:t xml:space="preserve"> </w:t>
+      </w:r>
+      <w:r>
         <w:t xml:space="preserve">Der</w:t>
       </w:r>
       <w:r>
@@ -1526,32 +1574,20 @@
         <w:t xml:space="preserve"> </w:t>
       </w:r>
       <w:r>
-        <w:t xml:space="preserve">(KI) liest das Issue und das Projekt und schreibt eine</w:t>
-      </w:r>
-      <w:r>
-        <w:t xml:space="preserve"> </w:t>
-      </w:r>
-      <w:r>
-        <w:rPr>
-          <w:b/>
-          <w:bCs/>
-        </w:rPr>
-        <w:t xml:space="preserve">Spezifikation</w:t>
-      </w:r>
-      <w:r>
-        <w:t xml:space="preserve"> </w:t>
-      </w:r>
-      <w:r>
-        <w:t xml:space="preserve">(</w:t>
-      </w:r>
-      <w:r>
-        <w:rPr>
-          <w:rStyle w:val="VerbatimChar"/>
-        </w:rPr>
-        <w:t xml:space="preserve">.adw/spec.md</w:t>
-      </w:r>
-      <w:r>
-        <w:t xml:space="preserve">): Ziel, was dazugehört, was ausdrücklich</w:t>
+        <w:t xml:space="preserve">(KI) liest das Issue und das Projekt und schreibt einen</w:t>
+      </w:r>
+      <w:r>
+        <w:t xml:space="preserve"> </w:t>
+      </w:r>
+      <w:r>
+        <w:rPr>
+          <w:b/>
+          <w:bCs/>
+        </w:rPr>
+        <w:t xml:space="preserve">Entwurf der Spezifikation</w:t>
+      </w:r>
+      <w:r>
+        <w:t xml:space="preserve">: Ziel, was dazugehört, was ausdrücklich</w:t>
       </w:r>
       <w:r>
         <w:t xml:space="preserve"> </w:t>
@@ -1567,23 +1603,32 @@
         <w:t xml:space="preserve"> </w:t>
       </w:r>
       <w:r>
-        <w:t xml:space="preserve">dazugehört, und woran man erkennt, dass es fertig ist („Akzeptanzkriterien", „Definition of Done"). Er darf dabei</w:t>
-      </w:r>
-      <w:r>
-        <w:t xml:space="preserve"> </w:t>
-      </w:r>
-      <w:r>
-        <w:rPr>
-          <w:b/>
-          <w:bCs/>
-        </w:rPr>
-        <w:t xml:space="preserve">nur lesen und diese eine Datei schreiben</w:t>
-      </w:r>
-      <w:r>
-        <w:t xml:space="preserve"> </w:t>
-      </w:r>
-      <w:r>
-        <w:t xml:space="preserve">— bauen darf er nichts.</w:t>
+        <w:t xml:space="preserve">dazugehört, und woran man erkennt, dass es fertig ist („Akzeptanzkriterien", „Definition of Done").</w:t>
+      </w:r>
+      <w:r>
+        <w:t xml:space="preserve"> </w:t>
+      </w:r>
+      <w:r>
+        <w:rPr>
+          <w:b/>
+          <w:bCs/>
+        </w:rPr>
+        <w:t xml:space="preserve">Parallel dazu schreibt Codex einen eigenen Entwurf</w:t>
+      </w:r>
+      <w:r>
+        <w:t xml:space="preserve"> </w:t>
+      </w:r>
+      <w:r>
+        <w:t xml:space="preserve">derselben Spezifikation — aus demselben Issue, aber ohne den anderen Entwurf zu sehen. Beide Entwürfe liegen nebeneinander im Run-Ordner (</w:t>
+      </w:r>
+      <w:r>
+        <w:rPr>
+          <w:rStyle w:val="VerbatimChar"/>
+        </w:rPr>
+        <w:t xml:space="preserve">.adw/runs/&lt;run_id&gt;/drafts/</w:t>
+      </w:r>
+      <w:r>
+        <w:t xml:space="preserve">). Bauen darf keiner der beiden Autoren etwas.</w:t>
       </w:r>
     </w:p>
     <w:p>
@@ -1595,23 +1640,105 @@
         </w:numPr>
       </w:pPr>
       <w:r>
-        <w:t xml:space="preserve">Der</w:t>
-      </w:r>
-      <w:r>
-        <w:t xml:space="preserve"> </w:t>
-      </w:r>
-      <w:r>
-        <w:rPr>
-          <w:b/>
-          <w:bCs/>
-        </w:rPr>
-        <w:t xml:space="preserve">Codex-Reviewer</w:t>
-      </w:r>
-      <w:r>
-        <w:t xml:space="preserve"> </w:t>
-      </w:r>
-      <w:r>
-        <w:t xml:space="preserve">(eine zweite, unabhängige KI) prüft die Spezifikation.</w:t>
+        <w:t xml:space="preserve">Die</w:t>
+      </w:r>
+      <w:r>
+        <w:t xml:space="preserve"> </w:t>
+      </w:r>
+      <w:r>
+        <w:rPr>
+          <w:b/>
+          <w:bCs/>
+        </w:rPr>
+        <w:t xml:space="preserve">Synthese</w:t>
+      </w:r>
+      <w:r>
+        <w:t xml:space="preserve"> </w:t>
+      </w:r>
+      <w:r>
+        <w:t xml:space="preserve">(KI) liest das Issue und</w:t>
+      </w:r>
+      <w:r>
+        <w:t xml:space="preserve"> </w:t>
+      </w:r>
+      <w:r>
+        <w:rPr>
+          <w:i/>
+          <w:iCs/>
+        </w:rPr>
+        <w:t xml:space="preserve">beide</w:t>
+      </w:r>
+      <w:r>
+        <w:t xml:space="preserve"> </w:t>
+      </w:r>
+      <w:r>
+        <w:t xml:space="preserve">Entwürfe und macht</w:t>
+      </w:r>
+      <w:r>
+        <w:t xml:space="preserve"> </w:t>
+      </w:r>
+      <w:r>
+        <w:rPr>
+          <w:b/>
+          <w:bCs/>
+        </w:rPr>
+        <w:t xml:space="preserve">eine</w:t>
+      </w:r>
+      <w:r>
+        <w:t xml:space="preserve"> </w:t>
+      </w:r>
+      <w:r>
+        <w:t xml:space="preserve">Spezifikation daraus (</w:t>
+      </w:r>
+      <w:r>
+        <w:rPr>
+          <w:rStyle w:val="VerbatimChar"/>
+        </w:rPr>
+        <w:t xml:space="preserve">.adw/spec.md</w:t>
+      </w:r>
+      <w:r>
+        <w:t xml:space="preserve">): je Abschnitt gewinnt die bessere Formulierung, und ein Punkt, den nur ein Entwurf gesehen hat, bleibt drin, wenn er gegen das Issue standhält — bewusst</w:t>
+      </w:r>
+      <w:r>
+        <w:t xml:space="preserve"> </w:t>
+      </w:r>
+      <w:r>
+        <w:rPr>
+          <w:b/>
+          <w:bCs/>
+        </w:rPr>
+        <w:t xml:space="preserve">keine</w:t>
+      </w:r>
+      <w:r>
+        <w:t xml:space="preserve"> </w:t>
+      </w:r>
+      <w:r>
+        <w:t xml:space="preserve">Zusammenlegung von allem. Zusätzlich schreibt sie eine kurze</w:t>
+      </w:r>
+      <w:r>
+        <w:t xml:space="preserve"> </w:t>
+      </w:r>
+      <w:r>
+        <w:rPr>
+          <w:b/>
+          <w:bCs/>
+        </w:rPr>
+        <w:t xml:space="preserve">Zusammenfassung</w:t>
+      </w:r>
+      <w:r>
+        <w:t xml:space="preserve"> </w:t>
+      </w:r>
+      <w:r>
+        <w:t xml:space="preserve">(</w:t>
+      </w:r>
+      <w:r>
+        <w:rPr>
+          <w:rStyle w:val="VerbatimChar"/>
+        </w:rPr>
+        <w:t xml:space="preserve">.adw/spec-summary.md</w:t>
+      </w:r>
+      <w:r>
+        <w:t xml:space="preserve">): was und warum, Kernentscheidungen, was bewusst wegblieb, welcher Entwurf was beisteuerte und was offen ist — genau die liest du am Freigabe-Stopp.</w:t>
       </w:r>
     </w:p>
     <w:p>
@@ -1623,23 +1750,23 @@
         </w:numPr>
       </w:pPr>
       <w:r>
-        <w:t xml:space="preserve">Findet er Mängel, gehen sie</w:t>
-      </w:r>
-      <w:r>
-        <w:t xml:space="preserve"> </w:t>
-      </w:r>
-      <w:r>
-        <w:rPr>
-          <w:b/>
-          <w:bCs/>
-        </w:rPr>
-        <w:t xml:space="preserve">an denselben Spec-Agenten zurück</w:t>
-      </w:r>
-      <w:r>
-        <w:t xml:space="preserve"> </w:t>
-      </w:r>
-      <w:r>
-        <w:t xml:space="preserve">— der behält sein Gedächtnis aus der ersten Runde (Session-Resume) und bessert nach.</w:t>
+        <w:t xml:space="preserve">Der</w:t>
+      </w:r>
+      <w:r>
+        <w:t xml:space="preserve"> </w:t>
+      </w:r>
+      <w:r>
+        <w:rPr>
+          <w:b/>
+          <w:bCs/>
+        </w:rPr>
+        <w:t xml:space="preserve">Codex-Reviewer</w:t>
+      </w:r>
+      <w:r>
+        <w:t xml:space="preserve"> </w:t>
+      </w:r>
+      <w:r>
+        <w:t xml:space="preserve">(jetzt in seiner Prüfer-Rolle) prüft die fertige Spezifikation.</w:t>
       </w:r>
     </w:p>
     <w:p>
@@ -1651,6 +1778,34 @@
         </w:numPr>
       </w:pPr>
       <w:r>
+        <w:t xml:space="preserve">Findet er Mängel, gehen sie</w:t>
+      </w:r>
+      <w:r>
+        <w:t xml:space="preserve"> </w:t>
+      </w:r>
+      <w:r>
+        <w:rPr>
+          <w:b/>
+          <w:bCs/>
+        </w:rPr>
+        <w:t xml:space="preserve">an denselben Synthese-Agenten zurück</w:t>
+      </w:r>
+      <w:r>
+        <w:t xml:space="preserve"> </w:t>
+      </w:r>
+      <w:r>
+        <w:t xml:space="preserve">— der behält sein Gedächtnis aus der ersten Runde (Session-Resume) und bessert nach.</w:t>
+      </w:r>
+    </w:p>
+    <w:p>
+      <w:pPr>
+        <w:pStyle w:val="Compact"/>
+        <w:numPr>
+          <w:ilvl w:val="0"/>
+          <w:numId w:val="1004"/>
+        </w:numPr>
+      </w:pPr>
+      <w:r>
         <w:t xml:space="preserve">Das wiederholt sich, bis der Prüfer</w:t>
       </w:r>
       <w:r>
@@ -1688,6 +1843,36 @@
         <w:pStyle w:val="FirstParagraph"/>
       </w:pPr>
       <w:r>
+        <w:t xml:space="preserve">Fällt Codex als Autor aus</w:t>
+      </w:r>
+      <w:r>
+        <w:t xml:space="preserve"> </w:t>
+      </w:r>
+      <w:r>
+        <w:t xml:space="preserve">Es bricht nichts ab: Der Ausfall wird vermerkt, und die Synthese arbeitet allein mit dem Claude-Entwurf weiter — und schreibt das in die Zusammenfassung. Nur ein</w:t>
+      </w:r>
+      <w:r>
+        <w:t xml:space="preserve"> </w:t>
+      </w:r>
+      <w:r>
+        <w:rPr>
+          <w:i/>
+          <w:iCs/>
+        </w:rPr>
+        <w:t xml:space="preserve">fehlender Claude-Entwurf</w:t>
+      </w:r>
+      <w:r>
+        <w:t xml:space="preserve"> </w:t>
+      </w:r>
+      <w:r>
+        <w:t xml:space="preserve">bricht den Lauf ab: ohne Entwurf gibt es nichts zu synthetisieren.</w:t>
+      </w:r>
+    </w:p>
+    <w:p>
+      <w:pPr>
+        <w:pStyle w:val="BodyText"/>
+      </w:pPr>
+      <w:r>
         <w:t xml:space="preserve">Mehr Details (aus der SPEC)</w:t>
       </w:r>
     </w:p>
@@ -1696,7 +1881,20 @@
         <w:pStyle w:val="BodyText"/>
       </w:pPr>
       <w:r>
-        <w:t xml:space="preserve">Der Spec-Agent läuft auf</w:t>
+        <w:t xml:space="preserve">Der Spec-Agent läuft als Entwurfs-Autor auf</w:t>
+      </w:r>
+      <w:r>
+        <w:t xml:space="preserve"> </w:t>
+      </w:r>
+      <w:r>
+        <w:rPr>
+          <w:b/>
+          <w:bCs/>
+        </w:rPr>
+        <w:t xml:space="preserve">Opus 4.8</w:t>
+      </w:r>
+      <w:r>
+        <w:t xml:space="preserve">, die Synthese auf</w:t>
       </w:r>
       <w:r>
         <w:t xml:space="preserve"> </w:t>
@@ -1709,22 +1907,43 @@
         <w:t xml:space="preserve">Fable 5</w:t>
       </w:r>
       <w:r>
-        <w:t xml:space="preserve"> </w:t>
-      </w:r>
-      <w:r>
-        <w:t xml:space="preserve">und hat nur die Werkzeuge Read/Grep/Glob plus Write — Letzteres beschränkt auf das Verzeichnis</w:t>
-      </w:r>
-      <w:r>
-        <w:t xml:space="preserve"> </w:t>
-      </w:r>
-      <w:r>
-        <w:rPr>
-          <w:rStyle w:val="VerbatimChar"/>
-        </w:rPr>
-        <w:t xml:space="preserve">.adw/</w:t>
-      </w:r>
-      <w:r>
-        <w:t xml:space="preserve">. Das Issue kommt wahlweise als CLI-Text (</w:t>
+        <w:t xml:space="preserve">; beide haben nur die Werkzeuge Read/Grep/Glob plus Write — Letzteres artefakt-exakt beschränkt (</w:t>
+      </w:r>
+      <w:r>
+        <w:rPr>
+          <w:rStyle w:val="VerbatimChar"/>
+        </w:rPr>
+        <w:t xml:space="preserve">.adw/spec.md</w:t>
+      </w:r>
+      <w:r>
+        <w:t xml:space="preserve">, bei der Synthese zusätzlich</w:t>
+      </w:r>
+      <w:r>
+        <w:t xml:space="preserve"> </w:t>
+      </w:r>
+      <w:r>
+        <w:rPr>
+          <w:rStyle w:val="VerbatimChar"/>
+        </w:rPr>
+        <w:t xml:space="preserve">.adw/spec-summary.md</w:t>
+      </w:r>
+      <w:r>
+        <w:t xml:space="preserve">). Codex schreibt seinen Entwurf mit</w:t>
+      </w:r>
+      <w:r>
+        <w:t xml:space="preserve"> </w:t>
+      </w:r>
+      <w:r>
+        <w:rPr>
+          <w:rStyle w:val="VerbatimChar"/>
+        </w:rPr>
+        <w:t xml:space="preserve">codex exec --sandbox read-only</w:t>
+      </w:r>
+      <w:r>
+        <w:t xml:space="preserve"> </w:t>
+      </w:r>
+      <w:r>
+        <w:t xml:space="preserve">und liefert den Dateiinhalt deshalb in Marker-Blöcken zurück, die der Orchestrator speichert. Das Issue kommt wahlweise als CLI-Text (</w:t>
       </w:r>
       <w:r>
         <w:rPr>
@@ -1797,7 +2016,7 @@
         <w:t xml:space="preserve"> </w:t>
       </w:r>
       <w:r>
-        <w:t xml:space="preserve">— so bleibt nachvollziehbar, wogegen gebaut und geprüft wurde (Traceability).</w:t>
+        <w:t xml:space="preserve">— so bleibt nachvollziehbar, wogegen gebaut und geprüft wurde (Traceability); Entwürfe und Zusammenfassung bleiben im (gitignorierten) Run-Ordner.</w:t>
       </w:r>
     </w:p>
     <w:bookmarkEnd w:id="34"/>
@@ -1843,7 +2062,7 @@
         </w:numPr>
       </w:pPr>
       <w:r>
-        <w:t xml:space="preserve">Der</w:t>
+        <w:t xml:space="preserve">Genau derselbe Zweischritt wie in Phase 1: Der</w:t>
       </w:r>
       <w:r>
         <w:t xml:space="preserve"> </w:t>
@@ -1859,17 +2078,33 @@
         <w:t xml:space="preserve"> </w:t>
       </w:r>
       <w:r>
-        <w:t xml:space="preserve">(KI) verwandelt die Spezifikation in einen</w:t>
-      </w:r>
-      <w:r>
-        <w:t xml:space="preserve"> </w:t>
-      </w:r>
-      <w:r>
-        <w:rPr>
-          <w:b/>
-          <w:bCs/>
-        </w:rPr>
-        <w:t xml:space="preserve">Schritt-für-Schritt-Bauplan</w:t>
+        <w:t xml:space="preserve">(KI) und</w:t>
+      </w:r>
+      <w:r>
+        <w:t xml:space="preserve"> </w:t>
+      </w:r>
+      <w:r>
+        <w:rPr>
+          <w:b/>
+          <w:bCs/>
+        </w:rPr>
+        <w:t xml:space="preserve">Codex</w:t>
+      </w:r>
+      <w:r>
+        <w:t xml:space="preserve"> </w:t>
+      </w:r>
+      <w:r>
+        <w:t xml:space="preserve">verwandeln die Spezifikation je in einen eigenen Entwurf eines</w:t>
+      </w:r>
+      <w:r>
+        <w:t xml:space="preserve"> </w:t>
+      </w:r>
+      <w:r>
+        <w:rPr>
+          <w:b/>
+          <w:bCs/>
+        </w:rPr>
+        <w:t xml:space="preserve">Schritt-für-Schritt-Bauplans</w:t>
       </w:r>
       <w:r>
         <w:t xml:space="preserve"> </w:t>
@@ -1884,17 +2119,17 @@
         <w:t xml:space="preserve">.adw/plan.md</w:t>
       </w:r>
       <w:r>
-        <w:t xml:space="preserve">) und einen</w:t>
-      </w:r>
-      <w:r>
-        <w:t xml:space="preserve"> </w:t>
-      </w:r>
-      <w:r>
-        <w:rPr>
-          <w:b/>
-          <w:bCs/>
-        </w:rPr>
-        <w:t xml:space="preserve">Kontrakt</w:t>
+        <w:t xml:space="preserve">) und eines</w:t>
+      </w:r>
+      <w:r>
+        <w:t xml:space="preserve"> </w:t>
+      </w:r>
+      <w:r>
+        <w:rPr>
+          <w:b/>
+          <w:bCs/>
+        </w:rPr>
+        <w:t xml:space="preserve">Kontrakts</w:t>
       </w:r>
       <w:r>
         <w:t xml:space="preserve"> </w:t>
@@ -1909,7 +2144,7 @@
         <w:t xml:space="preserve">.adw/contract.yaml</w:t>
       </w:r>
       <w:r>
-        <w:t xml:space="preserve">). Der Kontrakt ist wie eine verbindliche</w:t>
+        <w:t xml:space="preserve">) — parallel und unabhängig. Der Kontrakt ist wie eine verbindliche</w:t>
       </w:r>
       <w:r>
         <w:t xml:space="preserve"> </w:t>
@@ -1934,20 +2169,35 @@
         </w:numPr>
       </w:pPr>
       <w:r>
-        <w:t xml:space="preserve">Der Codex-Reviewer prüft Plan und Kontrakt</w:t>
-      </w:r>
-      <w:r>
-        <w:t xml:space="preserve"> </w:t>
-      </w:r>
-      <w:r>
-        <w:rPr>
-          <w:b/>
-          <w:bCs/>
-        </w:rPr>
-        <w:t xml:space="preserve">gemeinsam</w:t>
-      </w:r>
-      <w:r>
-        <w:t xml:space="preserve">, wieder in der Schleife bis „ok" (gleiche 5-Runden-Regel).</w:t>
+        <w:t xml:space="preserve">Die</w:t>
+      </w:r>
+      <w:r>
+        <w:t xml:space="preserve"> </w:t>
+      </w:r>
+      <w:r>
+        <w:rPr>
+          <w:b/>
+          <w:bCs/>
+        </w:rPr>
+        <w:t xml:space="preserve">Plan-Synthese</w:t>
+      </w:r>
+      <w:r>
+        <w:t xml:space="preserve"> </w:t>
+      </w:r>
+      <w:r>
+        <w:t xml:space="preserve">merged beide Entwürfe zum endgültigen Plan und Kontrakt und schreibt die Zusammenfassung</w:t>
+      </w:r>
+      <w:r>
+        <w:t xml:space="preserve"> </w:t>
+      </w:r>
+      <w:r>
+        <w:rPr>
+          <w:rStyle w:val="VerbatimChar"/>
+        </w:rPr>
+        <w:t xml:space="preserve">.adw/plan-summary.md</w:t>
+      </w:r>
+      <w:r>
+        <w:t xml:space="preserve">.</w:t>
       </w:r>
     </w:p>
     <w:p>
@@ -1959,6 +2209,31 @@
         </w:numPr>
       </w:pPr>
       <w:r>
+        <w:t xml:space="preserve">Der Codex-Reviewer prüft Plan und Kontrakt</w:t>
+      </w:r>
+      <w:r>
+        <w:t xml:space="preserve"> </w:t>
+      </w:r>
+      <w:r>
+        <w:rPr>
+          <w:b/>
+          <w:bCs/>
+        </w:rPr>
+        <w:t xml:space="preserve">gemeinsam</w:t>
+      </w:r>
+      <w:r>
+        <w:t xml:space="preserve">, wieder in der Schleife bis „ok" (gleiche 5-Runden-Regel).</w:t>
+      </w:r>
+    </w:p>
+    <w:p>
+      <w:pPr>
+        <w:pStyle w:val="Compact"/>
+        <w:numPr>
+          <w:ilvl w:val="0"/>
+          <w:numId w:val="1005"/>
+        </w:numPr>
+      </w:pPr>
+      <w:r>
         <w:rPr>
           <w:b/>
           <w:bCs/>
@@ -1998,7 +2273,7 @@
         <w:t xml:space="preserve"> </w:t>
       </w:r>
       <w:r>
-        <w:t xml:space="preserve">den Plan und entscheidet. Erst der Befehl</w:t>
+        <w:t xml:space="preserve">die Zusammenfassung und den Plan und entscheidet. Erst der Befehl</w:t>
       </w:r>
       <w:r>
         <w:t xml:space="preserve"> </w:t>
@@ -2099,7 +2374,20 @@
         <w:pStyle w:val="BodyText"/>
       </w:pPr>
       <w:r>
-        <w:t xml:space="preserve">Auch der Plan-Agent läuft auf</w:t>
+        <w:t xml:space="preserve">Der Plan-Agent läuft wie der Spec-Entwurfs-Autor auf</w:t>
+      </w:r>
+      <w:r>
+        <w:t xml:space="preserve"> </w:t>
+      </w:r>
+      <w:r>
+        <w:rPr>
+          <w:b/>
+          <w:bCs/>
+        </w:rPr>
+        <w:t xml:space="preserve">Opus 4.8</w:t>
+      </w:r>
+      <w:r>
+        <w:t xml:space="preserve">, die Plan-Synthese auf</w:t>
       </w:r>
       <w:r>
         <w:t xml:space="preserve"> </w:t>
@@ -2115,16 +2403,37 @@
         <w:t xml:space="preserve"> </w:t>
       </w:r>
       <w:r>
-        <w:t xml:space="preserve">mit Read/Grep/Glob + Write (nur</w:t>
-      </w:r>
-      <w:r>
-        <w:t xml:space="preserve"> </w:t>
-      </w:r>
-      <w:r>
-        <w:rPr>
-          <w:rStyle w:val="VerbatimChar"/>
-        </w:rPr>
-        <w:t xml:space="preserve">.adw/</w:t>
+        <w:t xml:space="preserve">— beide mit Read/Grep/Glob + Write, artefakt-exakt beschränkt (</w:t>
+      </w:r>
+      <w:r>
+        <w:rPr>
+          <w:rStyle w:val="VerbatimChar"/>
+        </w:rPr>
+        <w:t xml:space="preserve">.adw/plan.md</w:t>
+      </w:r>
+      <w:r>
+        <w:t xml:space="preserve">,</w:t>
+      </w:r>
+      <w:r>
+        <w:t xml:space="preserve"> </w:t>
+      </w:r>
+      <w:r>
+        <w:rPr>
+          <w:rStyle w:val="VerbatimChar"/>
+        </w:rPr>
+        <w:t xml:space="preserve">.adw/contract.yaml</w:t>
+      </w:r>
+      <w:r>
+        <w:t xml:space="preserve">, bei der Synthese zusätzlich</w:t>
+      </w:r>
+      <w:r>
+        <w:t xml:space="preserve"> </w:t>
+      </w:r>
+      <w:r>
+        <w:rPr>
+          <w:rStyle w:val="VerbatimChar"/>
+        </w:rPr>
+        <w:t xml:space="preserve">.adw/plan-summary.md</w:t>
       </w:r>
       <w:r>
         <w:t xml:space="preserve">). Der Plan gliedert die Arbeit in</w:t>
@@ -4073,7 +4382,7 @@
         <w:t xml:space="preserve"> </w:t>
       </w:r>
       <w:r>
-        <w:t xml:space="preserve">Ein festes Programm führt eine Aufgabe durch sieben Stationen — Beschreiben, Planen (mit menschlicher Freigabe), Bauen, Zusammenfügen, zweimal unabhängig Prüfen, Ausliefern — und lässt KI nur dort arbeiten, wo Urteilsvermögen gebraucht wird, während jede Schleife ein Limit, jeder Befund einen festen Rückweg und jeder Abbruch einen Bericht hat.</w:t>
+        <w:t xml:space="preserve">Ein festes Programm führt eine Aufgabe durch sieben Stationen — Beschreiben und Planen (jeweils zweimal unabhängig, zu einer Best-of-Fassung verschmolzen, mit menschlicher Freigabe), Bauen, Zusammenfügen, zweimal unabhängig Prüfen, Ausliefern — und lässt KI nur dort arbeiten, wo Urteilsvermögen gebraucht wird, während jede Schleife ein Limit, jeder Befund einen festen Rückweg und jeder Abbruch einen Bericht hat.</w:t>
       </w:r>
     </w:p>
     <w:bookmarkEnd w:id="54"/>
@@ -4177,7 +4486,7 @@
               <w:jc w:val="left"/>
             </w:pPr>
             <w:r>
-              <w:t xml:space="preserve">Spec-Agent</w:t>
+              <w:t xml:space="preserve">Spec-Agent (Entwurfs-Autor)</w:t>
             </w:r>
           </w:p>
         </w:tc>
@@ -4189,7 +4498,7 @@
               <w:jc w:val="left"/>
             </w:pPr>
             <w:r>
-              <w:t xml:space="preserve">Fable 5</w:t>
+              <w:t xml:space="preserve">Opus 4.8</w:t>
             </w:r>
           </w:p>
         </w:tc>
@@ -4206,24 +4515,6 @@
             <w:r>
               <w:t xml:space="preserve"> </w:t>
             </w:r>
-            <w:r>
-              <w:rPr>
-                <w:rStyle w:val="VerbatimChar"/>
-              </w:rPr>
-              <w:t xml:space="preserve">.adw/</w:t>
-            </w:r>
-            <w:r>
-              <w:t xml:space="preserve">)</w:t>
-            </w:r>
-          </w:p>
-        </w:tc>
-        <w:tc>
-          <w:tcPr/>
-          <w:p>
-            <w:pPr>
-              <w:pStyle w:val="Compact"/>
-              <w:jc w:val="left"/>
-            </w:pPr>
             <w:r>
               <w:rPr>
                 <w:rStyle w:val="VerbatimChar"/>
@@ -4231,10 +4522,19 @@
               <w:t xml:space="preserve">.adw/spec.md</w:t>
             </w:r>
             <w:r>
-              <w:t xml:space="preserve"> </w:t>
-            </w:r>
-            <w:r>
-              <w:t xml:space="preserve">nach Vorlage; implementiert nie</w:t>
+              <w:t xml:space="preserve">)</w:t>
+            </w:r>
+          </w:p>
+        </w:tc>
+        <w:tc>
+          <w:tcPr/>
+          <w:p>
+            <w:pPr>
+              <w:pStyle w:val="Compact"/>
+              <w:jc w:val="left"/>
+            </w:pPr>
+            <w:r>
+              <w:t xml:space="preserve">Unabhängiger Entwurf der Spezifikation; implementiert nie</w:t>
             </w:r>
           </w:p>
         </w:tc>
@@ -4248,7 +4548,7 @@
               <w:jc w:val="left"/>
             </w:pPr>
             <w:r>
-              <w:t xml:space="preserve">Plan-Agent</w:t>
+              <w:t xml:space="preserve">Plan-Agent (Entwurfs-Autor)</w:t>
             </w:r>
           </w:p>
         </w:tc>
@@ -4260,7 +4560,7 @@
               <w:jc w:val="left"/>
             </w:pPr>
             <w:r>
-              <w:t xml:space="preserve">Fable 5</w:t>
+              <w:t xml:space="preserve">Opus 4.8</w:t>
             </w:r>
           </w:p>
         </w:tc>
@@ -4277,24 +4577,6 @@
             <w:r>
               <w:t xml:space="preserve"> </w:t>
             </w:r>
-            <w:r>
-              <w:rPr>
-                <w:rStyle w:val="VerbatimChar"/>
-              </w:rPr>
-              <w:t xml:space="preserve">.adw/</w:t>
-            </w:r>
-            <w:r>
-              <w:t xml:space="preserve">)</w:t>
-            </w:r>
-          </w:p>
-        </w:tc>
-        <w:tc>
-          <w:tcPr/>
-          <w:p>
-            <w:pPr>
-              <w:pStyle w:val="Compact"/>
-              <w:jc w:val="left"/>
-            </w:pPr>
             <w:r>
               <w:rPr>
                 <w:rStyle w:val="VerbatimChar"/>
@@ -4305,7 +4587,7 @@
               <w:t xml:space="preserve"> </w:t>
             </w:r>
             <w:r>
-              <w:t xml:space="preserve">(Workstreams FE/BE) +</w:t>
+              <w:t xml:space="preserve">+</w:t>
             </w:r>
             <w:r>
               <w:t xml:space="preserve"> </w:t>
@@ -4316,6 +4598,187 @@
               </w:rPr>
               <w:t xml:space="preserve">.adw/contract.yaml</w:t>
             </w:r>
+            <w:r>
+              <w:t xml:space="preserve">)</w:t>
+            </w:r>
+          </w:p>
+        </w:tc>
+        <w:tc>
+          <w:tcPr/>
+          <w:p>
+            <w:pPr>
+              <w:pStyle w:val="Compact"/>
+              <w:jc w:val="left"/>
+            </w:pPr>
+            <w:r>
+              <w:t xml:space="preserve">Unabhängiger Entwurf von Plan (Workstreams FE/BE) + Kontrakt</w:t>
+            </w:r>
+          </w:p>
+        </w:tc>
+      </w:tr>
+      <w:tr>
+        <w:tc>
+          <w:tcPr/>
+          <w:p>
+            <w:pPr>
+              <w:pStyle w:val="Compact"/>
+              <w:jc w:val="left"/>
+            </w:pPr>
+            <w:r>
+              <w:t xml:space="preserve">Spec-Synthese</w:t>
+            </w:r>
+          </w:p>
+        </w:tc>
+        <w:tc>
+          <w:tcPr/>
+          <w:p>
+            <w:pPr>
+              <w:pStyle w:val="Compact"/>
+              <w:jc w:val="left"/>
+            </w:pPr>
+            <w:r>
+              <w:t xml:space="preserve">Fable 5</w:t>
+            </w:r>
+          </w:p>
+        </w:tc>
+        <w:tc>
+          <w:tcPr/>
+          <w:p>
+            <w:pPr>
+              <w:pStyle w:val="Compact"/>
+              <w:jc w:val="left"/>
+            </w:pPr>
+            <w:r>
+              <w:t xml:space="preserve">Read/Grep/Glob + Write (nur</w:t>
+            </w:r>
+            <w:r>
+              <w:t xml:space="preserve"> </w:t>
+            </w:r>
+            <w:r>
+              <w:rPr>
+                <w:rStyle w:val="VerbatimChar"/>
+              </w:rPr>
+              <w:t xml:space="preserve">.adw/spec.md</w:t>
+            </w:r>
+            <w:r>
+              <w:t xml:space="preserve"> </w:t>
+            </w:r>
+            <w:r>
+              <w:t xml:space="preserve">+</w:t>
+            </w:r>
+            <w:r>
+              <w:t xml:space="preserve"> </w:t>
+            </w:r>
+            <w:r>
+              <w:rPr>
+                <w:rStyle w:val="VerbatimChar"/>
+              </w:rPr>
+              <w:t xml:space="preserve">.adw/spec-summary.md</w:t>
+            </w:r>
+            <w:r>
+              <w:t xml:space="preserve">)</w:t>
+            </w:r>
+          </w:p>
+        </w:tc>
+        <w:tc>
+          <w:tcPr/>
+          <w:p>
+            <w:pPr>
+              <w:pStyle w:val="Compact"/>
+              <w:jc w:val="left"/>
+            </w:pPr>
+            <w:r>
+              <w:t xml:space="preserve">Best-of-Merge beider Spec-Entwürfe + Zusammenfassung fürs Freigabe-Gate</w:t>
+            </w:r>
+          </w:p>
+        </w:tc>
+      </w:tr>
+      <w:tr>
+        <w:tc>
+          <w:tcPr/>
+          <w:p>
+            <w:pPr>
+              <w:pStyle w:val="Compact"/>
+              <w:jc w:val="left"/>
+            </w:pPr>
+            <w:r>
+              <w:t xml:space="preserve">Plan-Synthese</w:t>
+            </w:r>
+          </w:p>
+        </w:tc>
+        <w:tc>
+          <w:tcPr/>
+          <w:p>
+            <w:pPr>
+              <w:pStyle w:val="Compact"/>
+              <w:jc w:val="left"/>
+            </w:pPr>
+            <w:r>
+              <w:t xml:space="preserve">Fable 5</w:t>
+            </w:r>
+          </w:p>
+        </w:tc>
+        <w:tc>
+          <w:tcPr/>
+          <w:p>
+            <w:pPr>
+              <w:pStyle w:val="Compact"/>
+              <w:jc w:val="left"/>
+            </w:pPr>
+            <w:r>
+              <w:t xml:space="preserve">Read/Grep/Glob + Write (nur</w:t>
+            </w:r>
+            <w:r>
+              <w:t xml:space="preserve"> </w:t>
+            </w:r>
+            <w:r>
+              <w:rPr>
+                <w:rStyle w:val="VerbatimChar"/>
+              </w:rPr>
+              <w:t xml:space="preserve">.adw/plan.md</w:t>
+            </w:r>
+            <w:r>
+              <w:t xml:space="preserve">,</w:t>
+            </w:r>
+            <w:r>
+              <w:t xml:space="preserve"> </w:t>
+            </w:r>
+            <w:r>
+              <w:rPr>
+                <w:rStyle w:val="VerbatimChar"/>
+              </w:rPr>
+              <w:t xml:space="preserve">.adw/contract.yaml</w:t>
+            </w:r>
+            <w:r>
+              <w:t xml:space="preserve"> </w:t>
+            </w:r>
+            <w:r>
+              <w:t xml:space="preserve">+</w:t>
+            </w:r>
+            <w:r>
+              <w:t xml:space="preserve"> </w:t>
+            </w:r>
+            <w:r>
+              <w:rPr>
+                <w:rStyle w:val="VerbatimChar"/>
+              </w:rPr>
+              <w:t xml:space="preserve">.adw/plan-summary.md</w:t>
+            </w:r>
+            <w:r>
+              <w:t xml:space="preserve">)</w:t>
+            </w:r>
+          </w:p>
+        </w:tc>
+        <w:tc>
+          <w:tcPr/>
+          <w:p>
+            <w:pPr>
+              <w:pStyle w:val="Compact"/>
+              <w:jc w:val="left"/>
+            </w:pPr>
+            <w:r>
+              <w:t xml:space="preserve">Best-of-Merge beider Plan-/Kontrakt-Entwürfe + Zusammenfassung</w:t>
+            </w:r>
           </w:p>
         </w:tc>
       </w:tr>
@@ -4393,7 +4856,7 @@
               <w:jc w:val="left"/>
             </w:pPr>
             <w:r>
-              <w:t xml:space="preserve">Codex-Reviewer</w:t>
+              <w:t xml:space="preserve">Codex</w:t>
             </w:r>
           </w:p>
         </w:tc>
@@ -4432,7 +4895,23 @@
               <w:jc w:val="left"/>
             </w:pPr>
             <w:r>
-              <w:t xml:space="preserve">Reviews von Spec, Plan, Code; Findings +</w:t>
+              <w:t xml:space="preserve">Zweiter Entwurfs-Autor von Spec und Plan</w:t>
+            </w:r>
+            <w:r>
+              <w:t xml:space="preserve"> </w:t>
+            </w:r>
+            <w:r>
+              <w:rPr>
+                <w:i/>
+                <w:iCs/>
+              </w:rPr>
+              <w:t xml:space="preserve">und</w:t>
+            </w:r>
+            <w:r>
+              <w:t xml:space="preserve"> </w:t>
+            </w:r>
+            <w:r>
+              <w:t xml:space="preserve">Reviewer von Spec, Plan, Code; Findings +</w:t>
             </w:r>
             <w:r>
               <w:t xml:space="preserve"> </w:t>
@@ -4618,7 +5097,7 @@
         <w:t xml:space="preserve"> </w:t>
       </w:r>
       <w:r>
-        <w:t xml:space="preserve">Fable 5 nur für Spec/Plan/finalen Review (denken, breit); Opus baut (tief); Sonnet 5 triagiert (Workhorse).</w:t>
+        <w:t xml:space="preserve">Opus schreibt die Spec-/Plan-Entwürfe und baut (tief); Fable 5 merged die Entwürfe und macht den finalen Review (denken, breit); Sonnet 5 triagiert (Workhorse).</w:t>
       </w:r>
     </w:p>
     <w:p>
@@ -5366,6 +5845,38 @@
       </w:r>
       <w:r>
         <w:t xml:space="preserve">gebaut werden soll — inklusive dem, was ausdrücklich nicht dazugehört.</w:t>
+      </w:r>
+    </w:p>
+    <w:p>
+      <w:pPr>
+        <w:pStyle w:val="DefinitionTerm"/>
+      </w:pPr>
+      <w:r>
+        <w:t xml:space="preserve">Entwurf (Draft)</w:t>
+      </w:r>
+    </w:p>
+    <w:p>
+      <w:pPr>
+        <w:pStyle w:val="Definition"/>
+      </w:pPr>
+      <w:r>
+        <w:t xml:space="preserve">Eine der beiden unabhängigen ersten Fassungen von Spec oder Plan — eine vom Claude-Agenten, eine von Codex, parallel und ohne Kenntnis voneinander geschrieben.</w:t>
+      </w:r>
+    </w:p>
+    <w:p>
+      <w:pPr>
+        <w:pStyle w:val="DefinitionTerm"/>
+      </w:pPr>
+      <w:r>
+        <w:t xml:space="preserve">Synthese</w:t>
+      </w:r>
+    </w:p>
+    <w:p>
+      <w:pPr>
+        <w:pStyle w:val="Definition"/>
+      </w:pPr>
+      <w:r>
+        <w:t xml:space="preserve">Die KI, die aus beiden Entwürfen EINE Best-of-Fassung macht und die kurze Zusammenfassung für den Freigabe-Stopp schreibt.</w:t>
       </w:r>
     </w:p>
     <w:p>

--- a/docs/handbuch/ADW-CONTROL-FLOW-HANDOUT.de.docx
+++ b/docs/handbuch/ADW-CONTROL-FLOW-HANDOUT.de.docx
@@ -2631,6 +2631,85 @@
         </w:numPr>
       </w:pPr>
       <w:r>
+        <w:t xml:space="preserve">Hat das Projekt ein Gate als</w:t>
+      </w:r>
+      <w:r>
+        <w:t xml:space="preserve"> </w:t>
+      </w:r>
+      <w:r>
+        <w:rPr>
+          <w:b/>
+          <w:bCs/>
+        </w:rPr>
+        <w:t xml:space="preserve">Test-zuerst-Gate</w:t>
+      </w:r>
+      <w:r>
+        <w:t xml:space="preserve"> </w:t>
+      </w:r>
+      <w:r>
+        <w:t xml:space="preserve">markiert (</w:t>
+      </w:r>
+      <w:r>
+        <w:rPr>
+          <w:rStyle w:val="VerbatimChar"/>
+        </w:rPr>
+        <w:t xml:space="preserve">tdd: true</w:t>
+      </w:r>
+      <w:r>
+        <w:t xml:space="preserve">, typisch: die Testsuite), startet die Lane mit der</w:t>
+      </w:r>
+      <w:r>
+        <w:t xml:space="preserve"> </w:t>
+      </w:r>
+      <w:r>
+        <w:rPr>
+          <w:b/>
+          <w:bCs/>
+        </w:rPr>
+        <w:t xml:space="preserve">RED-Stufe</w:t>
+      </w:r>
+      <w:r>
+        <w:t xml:space="preserve">: Der Build-Agent schreibt zuerst</w:t>
+      </w:r>
+      <w:r>
+        <w:t xml:space="preserve"> </w:t>
+      </w:r>
+      <w:r>
+        <w:rPr>
+          <w:b/>
+          <w:bCs/>
+        </w:rPr>
+        <w:t xml:space="preserve">nur die Tests</w:t>
+      </w:r>
+      <w:r>
+        <w:t xml:space="preserve"> </w:t>
+      </w:r>
+      <w:r>
+        <w:t xml:space="preserve">— keinerlei Produktivcode. Danach führt der Orchestrator selbst genau diese markierten Gates aus.</w:t>
+      </w:r>
+      <w:r>
+        <w:t xml:space="preserve"> </w:t>
+      </w:r>
+      <w:r>
+        <w:rPr>
+          <w:b/>
+          <w:bCs/>
+        </w:rPr>
+        <w:t xml:space="preserve">Mindestens eines davon muss rot sein</w:t>
+      </w:r>
+      <w:r>
+        <w:t xml:space="preserve">: Das ist der Beweis, dass die Tests wirklich etwas verlangen, das es noch nicht gibt. Alles grün vor der ersten Zeile Code heißt entweder, dass die Tests nichts messen, oder dass das geforderte Verhalten schon existiert — der Lauf stoppt und übergibt an den Menschen. Hier wird niemandem geglaubt: Den Beweis führt der Kontrollfluss, nicht die KI.</w:t>
+      </w:r>
+    </w:p>
+    <w:p>
+      <w:pPr>
+        <w:pStyle w:val="Compact"/>
+        <w:numPr>
+          <w:ilvl w:val="0"/>
+          <w:numId w:val="1006"/>
+        </w:numPr>
+      </w:pPr>
+      <w:r>
         <w:t xml:space="preserve">In jeder Lane läuft der</w:t>
       </w:r>
       <w:r>
@@ -2663,7 +2742,23 @@
         <w:t xml:space="preserve"> </w:t>
       </w:r>
       <w:r>
-        <w:t xml:space="preserve">(KI) schreibt Code — strikt nach Plan und Kontrakt. Danach laufen die</w:t>
+        <w:t xml:space="preserve">(KI) schreibt Code — strikt nach Plan und Kontrakt; nach bewiesenem RED macht er in</w:t>
+      </w:r>
+      <w:r>
+        <w:t xml:space="preserve"> </w:t>
+      </w:r>
+      <w:r>
+        <w:rPr>
+          <w:b/>
+          <w:bCs/>
+        </w:rPr>
+        <w:t xml:space="preserve">derselben Sitzung</w:t>
+      </w:r>
+      <w:r>
+        <w:t xml:space="preserve"> </w:t>
+      </w:r>
+      <w:r>
+        <w:t xml:space="preserve">weiter und weiß genau, welche Tests er grün bekommen muss. Danach laufen die</w:t>
       </w:r>
       <w:r>
         <w:t xml:space="preserve"> </w:t>
@@ -2724,7 +2819,7 @@
         <w:t xml:space="preserve"> </w:t>
       </w:r>
       <w:r>
-        <w:t xml:space="preserve">— danach Eskalations-Bericht, Abbruch, Mensch übernimmt.</w:t>
+        <w:t xml:space="preserve">(der RED-Check verbraucht keinen dieser Versuche) — danach Eskalations-Bericht, Abbruch, Mensch übernimmt.</w:t>
       </w:r>
     </w:p>
     <w:tbl>
@@ -2755,7 +2850,7 @@
                     <a:graphicData uri="http://schemas.openxmlformats.org/drawingml/2006/picture">
                       <pic:pic>
                         <pic:nvPicPr>
-                          <pic:cNvPr descr="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" id="40" name="Picture"/>
+                          <pic:cNvPr descr="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" id="40" name="Picture"/>
                           <pic:cNvPicPr>
                             <a:picLocks noChangeArrowheads="1" noChangeAspect="1"/>
                           </pic:cNvPicPr>
@@ -4125,6 +4220,45 @@
             </w:pPr>
             <w:r>
               <w:t xml:space="preserve">Phase 3: max. 10 Fix-Iterationen · Phase 4: max. 10 Runden · Phase 5: max. 5 Review-Runden · Phase 6: max. 3 Zyklen · Phase 7: max. 45 min Warten</w:t>
+            </w:r>
+          </w:p>
+        </w:tc>
+      </w:tr>
+      <w:tr>
+        <w:tc>
+          <w:tcPr/>
+          <w:p>
+            <w:pPr>
+              <w:pStyle w:val="Compact"/>
+              <w:jc w:val="left"/>
+            </w:pPr>
+            <w:r>
+              <w:rPr>
+                <w:b/>
+                <w:bCs/>
+              </w:rPr>
+              <w:t xml:space="preserve">Beweis statt Behauptung (RED)</w:t>
+            </w:r>
+          </w:p>
+        </w:tc>
+        <w:tc>
+          <w:tcPr/>
+          <w:p>
+            <w:pPr>
+              <w:pStyle w:val="Compact"/>
+              <w:jc w:val="left"/>
+            </w:pPr>
+            <w:r>
+              <w:t xml:space="preserve">Bei einem Test-zuerst-Gate (</w:t>
+            </w:r>
+            <w:r>
+              <w:rPr>
+                <w:rStyle w:val="VerbatimChar"/>
+              </w:rPr>
+              <w:t xml:space="preserve">tdd: true</w:t>
+            </w:r>
+            <w:r>
+              <w:t xml:space="preserve">) stellt der Kontrollfluss selbst fest, dass die markierten Gates nach dem reinen Test-Lauf fehlschlagen, bevor implementiert wird — und akzeptiert grüne Gates nur, solange diese Tests noch da sind</w:t>
             </w:r>
           </w:p>
         </w:tc>
